--- a/mynotes/团队项目创前明确与协议声明.docx
+++ b/mynotes/团队项目创前明确与协议声明.docx
@@ -12,6 +12,34 @@
         <w:spacing w:before="210" w:beforeAutospacing="0" w:after="50" w:afterAutospacing="0" w:line="320" w:lineRule="atLeast"/>
         <w:ind w:left="0" w:right="0"/>
         <w:rPr>
+          <w:rFonts w:hint="default" w:ascii="微软雅黑" w:hAnsi="微软雅黑" w:eastAsia="微软雅黑" w:cs="微软雅黑"/>
+          <w:color w:val="DF2A3F"/>
+          <w:sz w:val="31"/>
+          <w:szCs w:val="31"/>
+          <w:lang w:val="en-US" w:eastAsia="zh-CN"/>
+        </w:rPr>
+      </w:pPr>
+      <w:r>
+        <w:rPr>
+          <w:rFonts w:hint="eastAsia" w:ascii="微软雅黑" w:hAnsi="微软雅黑" w:eastAsia="微软雅黑" w:cs="微软雅黑"/>
+          <w:color w:val="DF2A3F"/>
+          <w:sz w:val="31"/>
+          <w:szCs w:val="31"/>
+          <w:lang w:val="en-US" w:eastAsia="zh-CN"/>
+        </w:rPr>
+        <w:t>首先要有市场，这个非常重要！！！</w:t>
+      </w:r>
+    </w:p>
+    <w:p>
+      <w:pPr>
+        <w:pStyle w:val="2"/>
+        <w:keepNext w:val="0"/>
+        <w:keepLines w:val="0"/>
+        <w:widowControl/>
+        <w:suppressLineNumbers w:val="0"/>
+        <w:spacing w:before="210" w:beforeAutospacing="0" w:after="50" w:afterAutospacing="0" w:line="320" w:lineRule="atLeast"/>
+        <w:ind w:left="0" w:right="0"/>
+        <w:rPr>
           <w:rFonts w:hint="eastAsia" w:ascii="微软雅黑" w:hAnsi="微软雅黑" w:eastAsia="微软雅黑" w:cs="微软雅黑"/>
           <w:sz w:val="31"/>
           <w:szCs w:val="31"/>
@@ -26,6 +54,8 @@
         </w:rPr>
         <w:t>项目名称 logo 团队名称 人员 应当是最初就要明确好的，并且严禁中途转变，除非紧急情况迫不得已(若是因计划不合理而导致，计划者负总体责任)</w:t>
       </w:r>
+      <w:bookmarkStart w:id="0" w:name="_GoBack"/>
+      <w:bookmarkEnd w:id="0"/>
     </w:p>
     <w:p>
       <w:pPr>
@@ -462,8 +492,6 @@
         </w:rPr>
         <w:t>然后我们需要一个项目监工对当前正在进行的任务定时性访问情况，如果发现因某些原因无法及时完成有利于项目会议的进行以即当前需要的调整和变动以即问题的找出与解决，项目监工全程监督，十分重要，出事情就必然有他一份，责任重大重大超级重大</w:t>
       </w:r>
-      <w:bookmarkStart w:id="0" w:name="_GoBack"/>
-      <w:bookmarkEnd w:id="0"/>
     </w:p>
     <w:p>
       <w:pPr>
